--- a/exemplos/licitacao/2026-08-26-licit-pleno-atendimento.docx
+++ b/exemplos/licitacao/2026-08-26-licit-pleno-atendimento.docx
@@ -225,7 +225,7 @@
         <w:sz w:val="14"/>
         <w:szCs w:val="14"/>
       </w:rPr>
-      <w:t xml:space="preserve">Documento gerado eletronicamente em Plataforma — código de conferência 48DEA4E3</w:t>
+      <w:t xml:space="preserve">Documento gerado eletronicamente em Plataforma — código de conferência 12E54A63</w:t>
     </w:r>
   </w:p>
   <w:p>
